--- a/projects/TRD-EHR/paper1-trd-prediction/reserve/manuscript_reserve.docx
+++ b/projects/TRD-EHR/paper1-trd-prediction/reserve/manuscript_reserve.docx
@@ -2,7 +2,7 @@
 <file path=word/document.xml><?xml version="1.0" encoding="utf-8"?>
 <w:document xmlns:w="http://schemas.openxmlformats.org/wordprocessingml/2006/main" xmlns:m="http://schemas.openxmlformats.org/officeDocument/2006/math" xmlns:r="http://schemas.openxmlformats.org/officeDocument/2006/relationships" xmlns:o="urn:schemas-microsoft-com:office:office" xmlns:v="urn:schemas-microsoft-com:vml" xmlns:w10="urn:schemas-microsoft-com:office:word" xmlns:a="http://schemas.openxmlformats.org/drawingml/2006/main" xmlns:pic="http://schemas.openxmlformats.org/drawingml/2006/picture" xmlns:wp="http://schemas.openxmlformats.org/drawingml/2006/wordprocessingDrawing">
   <w:body>
-    <w:bookmarkStart w:id="9" w:name="_abstract"/>
+    <w:bookmarkStart w:id="20" w:name="abstract"/>
     <w:p>
       <w:pPr>
         <w:pStyle w:val="Heading1"/>
@@ -176,7 +176,7 @@
         <w:t xml:space="preserve"> </w:t>
       </w:r>
       <w:r>
-        <w:t xml:space="preserve">sentence-transformer. Four encoders were evaluated and</w:t>
+        <w:t xml:space="preserve">sentence-transformer. Four encoders were evaluated; results that name no encoder are for</w:t>
       </w:r>
       <w:r>
         <w:t xml:space="preserve"> </w:t>
@@ -188,10 +188,7 @@
         <w:t xml:space="preserve">Qwen3-Embedding-8B</w:t>
       </w:r>
       <w:r>
-        <w:t xml:space="preserve"> </w:t>
-      </w:r>
-      <w:r>
-        <w:t xml:space="preserve">is primary.</w:t>
+        <w:t xml:space="preserve">.</w:t>
       </w:r>
       <w:r>
         <w:t xml:space="preserve"> </w:t>
@@ -404,8 +401,8 @@
         <w:t xml:space="preserve">before any clinical role could be considered.</w:t>
       </w:r>
     </w:p>
-    <w:bookmarkEnd w:id="9"/>
-    <w:bookmarkStart w:id="10" w:name="_introduction"/>
+    <w:bookmarkEnd w:id="20"/>
+    <w:bookmarkStart w:id="21" w:name="introduction"/>
     <w:p>
       <w:pPr>
         <w:pStyle w:val="Heading1"/>
@@ -782,8 +779,8 @@
         <w:t xml:space="preserve">performance and it is not sufficient.</w:t>
       </w:r>
     </w:p>
-    <w:bookmarkEnd w:id="10"/>
-    <w:bookmarkStart w:id="20" w:name="_methods"/>
+    <w:bookmarkEnd w:id="21"/>
+    <w:bookmarkStart w:id="31" w:name="methods"/>
     <w:p>
       <w:pPr>
         <w:pStyle w:val="Heading1"/>
@@ -792,7 +789,7 @@
         <w:t xml:space="preserve">Methods</w:t>
       </w:r>
     </w:p>
-    <w:bookmarkStart w:id="11" w:name="_49e275e0513b8e1e92cbc33a2b96fdd1a4287bf"/>
+    <w:bookmarkStart w:id="22" w:name="study-design-and-data-source"/>
     <w:p>
       <w:pPr>
         <w:pStyle w:val="Heading2"/>
@@ -939,8 +936,8 @@
         <w:t xml:space="preserve">diagnosis code sets and data versions.</w:t>
       </w:r>
     </w:p>
-    <w:bookmarkEnd w:id="11"/>
-    <w:bookmarkStart w:id="12" w:name="_83afcff3e3b9f2fb02c20597f24db50fc4d8393"/>
+    <w:bookmarkEnd w:id="22"/>
+    <w:bookmarkStart w:id="23" w:name="X83afcff3e3b9f2fb02c20597f24db50fc4d8393"/>
     <w:p>
       <w:pPr>
         <w:pStyle w:val="Heading2"/>
@@ -1049,8 +1046,8 @@
         <w:t xml:space="preserve">design and Supplement M2 gives the index-selection rules.</w:t>
       </w:r>
     </w:p>
-    <w:bookmarkEnd w:id="12"/>
-    <w:bookmarkStart w:id="13" w:name="_outcome"/>
+    <w:bookmarkEnd w:id="23"/>
+    <w:bookmarkStart w:id="24" w:name="outcome"/>
     <w:p>
       <w:pPr>
         <w:pStyle w:val="Heading2"/>
@@ -1165,8 +1162,8 @@
         <w:t xml:space="preserve">propose.</w:t>
       </w:r>
     </w:p>
-    <w:bookmarkEnd w:id="13"/>
-    <w:bookmarkStart w:id="14" w:name="_05b2dab7247464a10b50b30e1d84afeb230abb6"/>
+    <w:bookmarkEnd w:id="24"/>
+    <w:bookmarkStart w:id="25" w:name="predictors-and-patient-representations"/>
     <w:p>
       <w:pPr>
         <w:pStyle w:val="Heading2"/>
@@ -1373,7 +1370,7 @@
         <w:t xml:space="preserve"> </w:t>
       </w:r>
       <w:r>
-        <w:t xml:space="preserve">[14].</w:t>
+        <w:t xml:space="preserve">[14]. Results that name no encoder are for</w:t>
       </w:r>
       <w:r>
         <w:t xml:space="preserve"> </w:t>
@@ -1385,16 +1382,7 @@
         <w:t xml:space="preserve">Qwen3-Embedding-8B</w:t>
       </w:r>
       <w:r>
-        <w:t xml:space="preserve"> </w:t>
-      </w:r>
-      <w:r>
-        <w:t xml:space="preserve">is the primary</w:t>
-      </w:r>
-      <w:r>
-        <w:t xml:space="preserve"> </w:t>
-      </w:r>
-      <w:r>
-        <w:t xml:space="preserve">encoder. The two representations come from the same temporal slice and do not hold</w:t>
+        <w:t xml:space="preserve">. The two representations come from the same temporal slice and do not hold</w:t>
       </w:r>
       <w:r>
         <w:t xml:space="preserve"> </w:t>
@@ -1421,8 +1409,8 @@
         <w:t xml:space="preserve">example narratives.</w:t>
       </w:r>
     </w:p>
-    <w:bookmarkEnd w:id="14"/>
-    <w:bookmarkStart w:id="15" w:name="_47d5e85a269e0596d08739758adfba8b05442a3"/>
+    <w:bookmarkEnd w:id="25"/>
+    <w:bookmarkStart w:id="26" w:name="missing-data-and-sample-partition"/>
     <w:p>
       <w:pPr>
         <w:pStyle w:val="Heading2"/>
@@ -1531,8 +1519,8 @@
         <w:t xml:space="preserve">covers events-per-variable and the remaining leakage safeguards.</w:t>
       </w:r>
     </w:p>
-    <w:bookmarkEnd w:id="15"/>
-    <w:bookmarkStart w:id="16" w:name="_5f627eac40c2d793744084d4f2ccfd9ddd38b32"/>
+    <w:bookmarkEnd w:id="26"/>
+    <w:bookmarkStart w:id="27" w:name="model-development"/>
     <w:p>
       <w:pPr>
         <w:pStyle w:val="Heading2"/>
@@ -1748,8 +1736,8 @@
         <w:t xml:space="preserve">permutation destroys and Supplement M12 the coverage of every arm.</w:t>
       </w:r>
     </w:p>
-    <w:bookmarkEnd w:id="16"/>
-    <w:bookmarkStart w:id="17" w:name="_9168f03c032114f5b7bbb12a622c0920fa7bc00"/>
+    <w:bookmarkEnd w:id="27"/>
+    <w:bookmarkStart w:id="28" w:name="X9168f03c032114f5b7bbb12a622c0920fa7bc00"/>
     <w:p>
       <w:pPr>
         <w:pStyle w:val="Heading2"/>
@@ -1852,8 +1840,8 @@
         <w:t xml:space="preserve">the remaining detail.</w:t>
       </w:r>
     </w:p>
-    <w:bookmarkEnd w:id="17"/>
-    <w:bookmarkStart w:id="19" w:name="_a8b4b6440cfe9aa49cc0fd04d532182f75aef25"/>
+    <w:bookmarkEnd w:id="28"/>
+    <w:bookmarkStart w:id="30" w:name="reproducibility-and-software"/>
     <w:p>
       <w:pPr>
         <w:pStyle w:val="Heading2"/>
@@ -1878,7 +1866,7 @@
       <w:r>
         <w:t xml:space="preserve"> </w:t>
       </w:r>
-      <w:hyperlink r:id="rId18">
+      <w:hyperlink r:id="rId29">
         <w:r>
           <w:rPr>
             <w:rStyle w:val="Hyperlink"/>
@@ -1890,9 +1878,9 @@
         <w:t xml:space="preserve">.</w:t>
       </w:r>
     </w:p>
-    <w:bookmarkEnd w:id="19"/>
-    <w:bookmarkEnd w:id="20"/>
-    <w:bookmarkStart w:id="27" w:name="_results"/>
+    <w:bookmarkEnd w:id="30"/>
+    <w:bookmarkEnd w:id="31"/>
+    <w:bookmarkStart w:id="38" w:name="results"/>
     <w:p>
       <w:pPr>
         <w:pStyle w:val="Heading1"/>
@@ -1901,7 +1889,7 @@
         <w:t xml:space="preserve">Results</w:t>
       </w:r>
     </w:p>
-    <w:bookmarkStart w:id="21" w:name="_c7b88dcc0494e141b9061f856c655dfa8818b92"/>
+    <w:bookmarkStart w:id="32" w:name="Xc7b88dcc0494e141b9061f856c655dfa8818b92"/>
     <w:p>
       <w:pPr>
         <w:pStyle w:val="Heading2"/>
@@ -2018,8 +2006,8 @@
         <w:t xml:space="preserve">allocation imbalance as an explanation for anything below.</w:t>
       </w:r>
     </w:p>
-    <w:bookmarkEnd w:id="21"/>
-    <w:bookmarkStart w:id="22" w:name="_discrimination"/>
+    <w:bookmarkEnd w:id="32"/>
+    <w:bookmarkStart w:id="33" w:name="discrimination"/>
     <w:p>
       <w:pPr>
         <w:pStyle w:val="Heading2"/>
@@ -2168,8 +2156,8 @@
         <w:t xml:space="preserve">TRD models, at 0.83 [28], and close to the external-validation figure of 0.652 [29].</w:t>
       </w:r>
     </w:p>
-    <w:bookmarkEnd w:id="22"/>
-    <w:bookmarkStart w:id="23" w:name="_e371ee191cdbbb6beacc55cc222625062f8b52b"/>
+    <w:bookmarkEnd w:id="33"/>
+    <w:bookmarkStart w:id="34" w:name="Xe371ee191cdbbb6beacc55cc222625062f8b52b"/>
     <w:p>
       <w:pPr>
         <w:pStyle w:val="Heading2"/>
@@ -2242,8 +2230,8 @@
         <w:t xml:space="preserve">but small improvement over the prevalence baseline.</w:t>
       </w:r>
     </w:p>
-    <w:bookmarkEnd w:id="23"/>
-    <w:bookmarkStart w:id="24" w:name="_05cf8f2493e7acb0d5e713f5116e42a1a3a3cd1"/>
+    <w:bookmarkEnd w:id="34"/>
+    <w:bookmarkStart w:id="35" w:name="encoder-robustness"/>
     <w:p>
       <w:pPr>
         <w:pStyle w:val="Heading2"/>
@@ -2370,8 +2358,8 @@
         <w:t xml:space="preserve">pipeline on.</w:t>
       </w:r>
     </w:p>
-    <w:bookmarkEnd w:id="24"/>
-    <w:bookmarkStart w:id="25" w:name="_4560b791ff502ab9f63abe574ad8e098f884d54"/>
+    <w:bookmarkEnd w:id="35"/>
+    <w:bookmarkStart w:id="36" w:name="where-the-signal-is"/>
     <w:p>
       <w:pPr>
         <w:pStyle w:val="Heading2"/>
@@ -2508,8 +2496,8 @@
         <w:t xml:space="preserve">fields directly. It does not establish that the model is fair.</w:t>
       </w:r>
     </w:p>
-    <w:bookmarkEnd w:id="25"/>
-    <w:bookmarkStart w:id="26" w:name="_73176571c94587bce32ff4efec1be9071536e90"/>
+    <w:bookmarkEnd w:id="36"/>
+    <w:bookmarkStart w:id="37" w:name="neighbour-weighted-prediction"/>
     <w:p>
       <w:pPr>
         <w:pStyle w:val="Heading2"/>
@@ -2590,9 +2578,9 @@
         <w:t xml:space="preserve">trained models are extracting something retrieval alone does not reach.</w:t>
       </w:r>
     </w:p>
-    <w:bookmarkEnd w:id="26"/>
-    <w:bookmarkEnd w:id="27"/>
-    <w:bookmarkStart w:id="34" w:name="_discussion"/>
+    <w:bookmarkEnd w:id="37"/>
+    <w:bookmarkEnd w:id="38"/>
+    <w:bookmarkStart w:id="45" w:name="discussion"/>
     <w:p>
       <w:pPr>
         <w:pStyle w:val="Heading1"/>
@@ -2601,7 +2589,7 @@
         <w:t xml:space="preserve">Discussion</w:t>
       </w:r>
     </w:p>
-    <w:bookmarkStart w:id="28" w:name="_4ff16389c13055d3b73fad181cc5927e5a98872"/>
+    <w:bookmarkStart w:id="39" w:name="principal-findings"/>
     <w:p>
       <w:pPr>
         <w:pStyle w:val="Heading2"/>
@@ -2830,8 +2818,8 @@
         <w:t xml:space="preserve">that these directions track distinct clinical processes.</w:t>
       </w:r>
     </w:p>
-    <w:bookmarkEnd w:id="28"/>
-    <w:bookmarkStart w:id="29" w:name="_a448bfa4e4ba206592ca9bacde8a7a4d8e967b0"/>
+    <w:bookmarkEnd w:id="39"/>
+    <w:bookmarkStart w:id="40" w:name="clinical-interpretation"/>
     <w:p>
       <w:pPr>
         <w:pStyle w:val="Heading2"/>
@@ -2960,8 +2948,8 @@
         <w:t xml:space="preserve">method worth deploying.</w:t>
       </w:r>
     </w:p>
-    <w:bookmarkEnd w:id="29"/>
-    <w:bookmarkStart w:id="30" w:name="_3636ce9be5da45ab88a1fa0b95c3374871bf13a"/>
+    <w:bookmarkEnd w:id="40"/>
+    <w:bookmarkStart w:id="41" w:name="comparison-with-prior-work"/>
     <w:p>
       <w:pPr>
         <w:pStyle w:val="Heading2"/>
@@ -3202,8 +3190,8 @@
         <w:t xml:space="preserve">decision over a simpler structural model.</w:t>
       </w:r>
     </w:p>
-    <w:bookmarkEnd w:id="30"/>
-    <w:bookmarkStart w:id="31" w:name="_limitations"/>
+    <w:bookmarkEnd w:id="41"/>
+    <w:bookmarkStart w:id="42" w:name="limitations"/>
     <w:p>
       <w:pPr>
         <w:pStyle w:val="Heading2"/>
@@ -3326,8 +3314,8 @@
         <w:t xml:space="preserve">estimates two complete pipelines rather than the isolated effect of data format.</w:t>
       </w:r>
     </w:p>
-    <w:bookmarkEnd w:id="31"/>
-    <w:bookmarkStart w:id="32" w:name="_945ef4f7dd647f76b7a96614500837044a3b5e7"/>
+    <w:bookmarkEnd w:id="42"/>
+    <w:bookmarkStart w:id="43" w:name="X945ef4f7dd647f76b7a96614500837044a3b5e7"/>
     <w:p>
       <w:pPr>
         <w:pStyle w:val="Heading2"/>
@@ -3418,8 +3406,8 @@
         <w:t xml:space="preserve">complexity, whatever it does against another neural model.</w:t>
       </w:r>
     </w:p>
-    <w:bookmarkEnd w:id="32"/>
-    <w:bookmarkStart w:id="33" w:name="_conclusions"/>
+    <w:bookmarkEnd w:id="43"/>
+    <w:bookmarkStart w:id="44" w:name="conclusions"/>
     <w:p>
       <w:pPr>
         <w:pStyle w:val="Heading2"/>
@@ -3498,8 +3486,8 @@
         <w:t xml:space="preserve">and practice-dependent treatment trajectory.</w:t>
       </w:r>
     </w:p>
-    <w:bookmarkEnd w:id="33"/>
-    <w:bookmarkEnd w:id="34"/>
+    <w:bookmarkEnd w:id="44"/>
+    <w:bookmarkEnd w:id="45"/>
     <w:sectPr>
       <w:pgSz w:h="15840" w:w="12240"/>
       <w:pgMar w:bottom="1440" w:footer="708" w:gutter="0" w:header="708" w:left="1800" w:right="1800" w:top="1440"/>
